--- a/testakten/insolvenzplan-starug-planwerkstatt-metallbau-hansa/01_mandatsnotiz_erstgespraech.docx
+++ b/testakten/insolvenzplan-starug-planwerkstatt-metallbau-hansa/01_mandatsnotiz_erstgespraech.docx
@@ -5,58 +5,90 @@
     <w:p>
       <w:pPr>
         <w:pStyle w:val="Heading1"/>
+        <w:spacing w:after="160" w:line="259" w:lineRule="auto"/>
       </w:pPr>
       <w:r>
         <w:rPr>
           <w:rFonts w:ascii="Times New Roman" w:hAnsi="Times New Roman"/>
+          <w:b/>
+          <w:sz w:val="28"/>
         </w:rPr>
         <w:t>Mandatsnotiz – Erstgespräch Metallbau Hansa GmbH</w:t>
       </w:r>
     </w:p>
     <w:p>
       <w:pPr>
+        <w:spacing w:before="120" w:after="60" w:line="259" w:lineRule="auto"/>
         <w:jc w:val="left"/>
       </w:pPr>
       <w:r>
         <w:rPr>
-          <w:b/>
+          <w:rFonts w:ascii="Times New Roman" w:hAnsi="Times New Roman"/>
+          <w:b w:val="0"/>
+          <w:i w:val="0"/>
+          <w:sz w:val="22"/>
         </w:rPr>
         <w:t>Aktenzeichen:</w:t>
       </w:r>
       <w:r>
+        <w:rPr>
+          <w:rFonts w:ascii="Times New Roman" w:hAnsi="Times New Roman"/>
+          <w:b w:val="0"/>
+          <w:i w:val="0"/>
+          <w:sz w:val="22"/>
+        </w:rPr>
         <w:t xml:space="preserve"> MH-2026-001</w:t>
       </w:r>
     </w:p>
     <w:p>
       <w:pPr>
+        <w:spacing w:before="120" w:after="60" w:line="259" w:lineRule="auto"/>
         <w:jc w:val="left"/>
       </w:pPr>
       <w:r>
         <w:rPr>
-          <w:b/>
+          <w:rFonts w:ascii="Times New Roman" w:hAnsi="Times New Roman"/>
+          <w:b w:val="0"/>
+          <w:i w:val="0"/>
+          <w:sz w:val="22"/>
         </w:rPr>
         <w:t>Datum:</w:t>
       </w:r>
       <w:r>
+        <w:rPr>
+          <w:rFonts w:ascii="Times New Roman" w:hAnsi="Times New Roman"/>
+          <w:b w:val="0"/>
+          <w:i w:val="0"/>
+          <w:sz w:val="22"/>
+        </w:rPr>
         <w:t xml:space="preserve"> 12. Mai 2026</w:t>
       </w:r>
     </w:p>
     <w:p>
       <w:pPr>
+        <w:spacing w:before="120" w:after="60" w:line="259" w:lineRule="auto"/>
         <w:jc w:val="left"/>
       </w:pPr>
       <w:r>
         <w:rPr>
+          <w:rFonts w:ascii="Times New Roman" w:hAnsi="Times New Roman"/>
           <w:b/>
+          <w:sz w:val="22"/>
         </w:rPr>
         <w:t>Verfasser:</w:t>
       </w:r>
       <w:r>
+        <w:rPr>
+          <w:rFonts w:ascii="Times New Roman" w:hAnsi="Times New Roman"/>
+          <w:b/>
+          <w:sz w:val="22"/>
+        </w:rPr>
         <w:t xml:space="preserve"> RA Dr. Karolin Westphal</w:t>
       </w:r>
     </w:p>
     <w:p>
       <w:pPr>
+        <w:spacing w:line="259" w:lineRule="auto" w:after="60"/>
         <w:jc w:val="left"/>
       </w:pPr>
       <w:r>
@@ -71,32 +103,48 @@
     </w:p>
     <w:p>
       <w:pPr>
+        <w:spacing w:before="120" w:after="60" w:line="259" w:lineRule="auto"/>
         <w:jc w:val="left"/>
       </w:pPr>
       <w:r>
         <w:rPr>
+          <w:rFonts w:ascii="Times New Roman" w:hAnsi="Times New Roman"/>
           <w:b/>
+          <w:sz w:val="22"/>
         </w:rPr>
         <w:t>Ort:</w:t>
       </w:r>
       <w:r>
+        <w:rPr>
+          <w:rFonts w:ascii="Times New Roman" w:hAnsi="Times New Roman"/>
+          <w:b/>
+          <w:sz w:val="22"/>
+        </w:rPr>
         <w:t xml:space="preserve"> Kanzlei Westphal &amp; Partner, Große Bleichen 19, 20354 Hamburg</w:t>
       </w:r>
     </w:p>
-    <w:p/>
+    <w:p>
+      <w:pPr>
+        <w:spacing w:line="259" w:lineRule="auto" w:after="60"/>
+      </w:pPr>
+    </w:p>
     <w:p>
       <w:pPr>
         <w:pStyle w:val="Heading2"/>
+        <w:spacing w:before="120" w:after="60" w:line="259" w:lineRule="auto"/>
       </w:pPr>
       <w:r>
         <w:rPr>
           <w:rFonts w:ascii="Times New Roman" w:hAnsi="Times New Roman"/>
+          <w:b/>
+          <w:sz w:val="22"/>
         </w:rPr>
         <w:t>1. Ausgangslage und Mandatsanlass</w:t>
       </w:r>
     </w:p>
     <w:p>
       <w:pPr>
+        <w:spacing w:line="259" w:lineRule="auto" w:after="60"/>
         <w:jc w:val="left"/>
       </w:pPr>
       <w:r>
@@ -105,6 +153,7 @@
     </w:p>
     <w:p>
       <w:pPr>
+        <w:spacing w:line="259" w:lineRule="auto" w:after="60"/>
         <w:jc w:val="left"/>
       </w:pPr>
       <w:r>
@@ -114,6 +163,7 @@
     <w:p>
       <w:pPr>
         <w:pStyle w:val="Heading2"/>
+        <w:spacing w:line="259" w:lineRule="auto" w:after="60"/>
       </w:pPr>
       <w:r>
         <w:rPr>
@@ -125,6 +175,7 @@
     <w:p>
       <w:pPr>
         <w:pStyle w:val="Heading3"/>
+        <w:spacing w:line="259" w:lineRule="auto" w:after="60"/>
       </w:pPr>
       <w:r>
         <w:rPr>
@@ -135,6 +186,7 @@
     </w:p>
     <w:p>
       <w:pPr>
+        <w:spacing w:line="259" w:lineRule="auto" w:after="60"/>
         <w:jc w:val="left"/>
       </w:pPr>
       <w:r>
@@ -144,6 +196,7 @@
     <w:p>
       <w:pPr>
         <w:pStyle w:val="Heading3"/>
+        <w:spacing w:line="259" w:lineRule="auto" w:after="60"/>
       </w:pPr>
       <w:r>
         <w:rPr>
@@ -154,6 +207,7 @@
     </w:p>
     <w:p>
       <w:pPr>
+        <w:spacing w:line="259" w:lineRule="auto" w:after="60"/>
         <w:jc w:val="left"/>
       </w:pPr>
       <w:r>
@@ -163,6 +217,7 @@
     <w:p>
       <w:pPr>
         <w:pStyle w:val="ListBullet"/>
+        <w:spacing w:line="259" w:lineRule="auto" w:after="60"/>
       </w:pPr>
       <w:r>
         <w:rPr>
@@ -177,6 +232,7 @@
     <w:p>
       <w:pPr>
         <w:pStyle w:val="ListBullet"/>
+        <w:spacing w:line="259" w:lineRule="auto" w:after="60"/>
       </w:pPr>
       <w:r>
         <w:rPr>
@@ -191,6 +247,7 @@
     <w:p>
       <w:pPr>
         <w:pStyle w:val="ListBullet"/>
+        <w:spacing w:line="259" w:lineRule="auto" w:after="60"/>
       </w:pPr>
       <w:r>
         <w:rPr>
@@ -205,6 +262,7 @@
     <w:p>
       <w:pPr>
         <w:pStyle w:val="ListBullet"/>
+        <w:spacing w:line="259" w:lineRule="auto" w:after="60"/>
       </w:pPr>
       <w:r>
         <w:rPr>
@@ -219,6 +277,7 @@
     <w:p>
       <w:pPr>
         <w:pStyle w:val="ListBullet"/>
+        <w:spacing w:line="259" w:lineRule="auto" w:after="60"/>
       </w:pPr>
       <w:r>
         <w:rPr>
@@ -233,6 +292,7 @@
     <w:p>
       <w:pPr>
         <w:pStyle w:val="Heading3"/>
+        <w:spacing w:line="259" w:lineRule="auto" w:after="60"/>
       </w:pPr>
       <w:r>
         <w:rPr>
@@ -243,6 +303,7 @@
     </w:p>
     <w:p>
       <w:pPr>
+        <w:spacing w:line="259" w:lineRule="auto" w:after="60"/>
         <w:jc w:val="left"/>
       </w:pPr>
       <w:r>
@@ -251,6 +312,7 @@
     </w:p>
     <w:p>
       <w:pPr>
+        <w:spacing w:line="259" w:lineRule="auto" w:after="60"/>
         <w:jc w:val="left"/>
       </w:pPr>
       <w:r>
@@ -260,6 +322,7 @@
     <w:p>
       <w:pPr>
         <w:pStyle w:val="Heading3"/>
+        <w:spacing w:line="259" w:lineRule="auto" w:after="60"/>
       </w:pPr>
       <w:r>
         <w:rPr>
@@ -271,6 +334,7 @@
     <w:p>
       <w:pPr>
         <w:pStyle w:val="ListBullet"/>
+        <w:spacing w:line="259" w:lineRule="auto" w:after="60"/>
       </w:pPr>
       <w:r>
         <w:t>Zwei Großaufträge (Bahnstation Altona-Süd und Wärmeprojekt Stellingen) wurden zu Festpreisen ohne Materialgleitklausel abgeschlossen. Der Stahlpreisanstieg 2023/2024 hat die Marge dieser Aufträge nahezu vollständig aufgezehrt.</w:t>
@@ -279,6 +343,7 @@
     <w:p>
       <w:pPr>
         <w:pStyle w:val="ListBullet"/>
+        <w:spacing w:line="259" w:lineRule="auto" w:after="60"/>
       </w:pPr>
       <w:r>
         <w:t>Das Projektcontrolling war bis Ende 2024 unzureichend: monatliche Nachkalkulation fehlte, Mehrkostenpotenziale wurden zu spät eskaliert.</w:t>
@@ -287,6 +352,7 @@
     <w:p>
       <w:pPr>
         <w:pStyle w:val="ListBullet"/>
+        <w:spacing w:line="259" w:lineRule="auto" w:after="60"/>
       </w:pPr>
       <w:r>
         <w:t>Die NordBank AG hat nach Covenant-Verletzung (Nettoverschuldung/EBITDA &gt; 5,0x per 31.12.2025) eine Erhöhung der Kreditlinie abgelehnt.</w:t>
@@ -295,6 +361,7 @@
     <w:p>
       <w:pPr>
         <w:pStyle w:val="ListBullet"/>
+        <w:spacing w:line="259" w:lineRule="auto" w:after="60"/>
       </w:pPr>
       <w:r>
         <w:t>Ein größerer Kundenauftrag (Stadtwerke Nord, Volumen 2,8 Mio. Euro) hat sich durch behördliche Genehmigungsverzögerungen um sechs Monate nach hinten verschoben.</w:t>
@@ -303,6 +370,7 @@
     <w:p>
       <w:pPr>
         <w:pStyle w:val="Heading2"/>
+        <w:spacing w:line="259" w:lineRule="auto" w:after="60"/>
       </w:pPr>
       <w:r>
         <w:rPr>
@@ -314,6 +382,7 @@
     <w:p>
       <w:pPr>
         <w:pStyle w:val="Heading3"/>
+        <w:spacing w:line="259" w:lineRule="auto" w:after="60"/>
       </w:pPr>
       <w:r>
         <w:rPr>
@@ -324,6 +393,7 @@
     </w:p>
     <w:p>
       <w:pPr>
+        <w:spacing w:line="259" w:lineRule="auto" w:after="60"/>
         <w:jc w:val="left"/>
       </w:pPr>
       <w:r>
@@ -332,6 +402,7 @@
     </w:p>
     <w:p>
       <w:pPr>
+        <w:spacing w:line="259" w:lineRule="auto" w:after="60"/>
         <w:jc w:val="left"/>
       </w:pPr>
       <w:r>
@@ -340,6 +411,7 @@
     </w:p>
     <w:p>
       <w:pPr>
+        <w:spacing w:line="259" w:lineRule="auto" w:after="60"/>
         <w:jc w:val="left"/>
       </w:pPr>
       <w:r>
@@ -349,6 +421,7 @@
     <w:p>
       <w:pPr>
         <w:pStyle w:val="Heading3"/>
+        <w:spacing w:line="259" w:lineRule="auto" w:after="60"/>
       </w:pPr>
       <w:r>
         <w:rPr>
@@ -359,6 +432,7 @@
     </w:p>
     <w:p>
       <w:pPr>
+        <w:spacing w:line="259" w:lineRule="auto" w:after="60"/>
         <w:jc w:val="left"/>
       </w:pPr>
       <w:r>
@@ -368,6 +442,7 @@
     <w:p>
       <w:pPr>
         <w:pStyle w:val="Heading3"/>
+        <w:spacing w:line="259" w:lineRule="auto" w:after="60"/>
       </w:pPr>
       <w:r>
         <w:rPr>
@@ -378,6 +453,7 @@
     </w:p>
     <w:p>
       <w:pPr>
+        <w:spacing w:line="259" w:lineRule="auto" w:after="60"/>
         <w:jc w:val="left"/>
       </w:pPr>
       <w:r>
@@ -386,6 +462,7 @@
     </w:p>
     <w:p>
       <w:pPr>
+        <w:spacing w:line="259" w:lineRule="auto" w:after="60"/>
         <w:jc w:val="left"/>
       </w:pPr>
       <w:r>
@@ -395,6 +472,7 @@
     <w:p>
       <w:pPr>
         <w:pStyle w:val="Heading3"/>
+        <w:spacing w:line="259" w:lineRule="auto" w:after="60"/>
       </w:pPr>
       <w:r>
         <w:rPr>
@@ -405,6 +483,7 @@
     </w:p>
     <w:p>
       <w:pPr>
+        <w:spacing w:line="259" w:lineRule="auto" w:after="60"/>
         <w:jc w:val="left"/>
       </w:pPr>
       <w:r>
@@ -737,6 +816,7 @@
     <w:p>
       <w:pPr>
         <w:pStyle w:val="Heading2"/>
+        <w:spacing w:line="259" w:lineRule="auto" w:after="60"/>
       </w:pPr>
       <w:r>
         <w:rPr>
@@ -747,6 +827,7 @@
     </w:p>
     <w:p>
       <w:pPr>
+        <w:spacing w:line="259" w:lineRule="auto" w:after="60"/>
         <w:jc w:val="left"/>
       </w:pPr>
       <w:r>
@@ -755,6 +836,7 @@
     </w:p>
     <w:p>
       <w:pPr>
+        <w:spacing w:line="259" w:lineRule="auto" w:after="60"/>
         <w:jc w:val="left"/>
       </w:pPr>
       <w:r>
@@ -769,6 +851,7 @@
     </w:p>
     <w:p>
       <w:pPr>
+        <w:spacing w:line="259" w:lineRule="auto" w:after="60"/>
         <w:jc w:val="left"/>
       </w:pPr>
       <w:r>
@@ -783,6 +866,7 @@
     </w:p>
     <w:p>
       <w:pPr>
+        <w:spacing w:line="259" w:lineRule="auto" w:after="60"/>
         <w:jc w:val="left"/>
       </w:pPr>
       <w:r>
@@ -797,6 +881,7 @@
     </w:p>
     <w:p>
       <w:pPr>
+        <w:spacing w:line="259" w:lineRule="auto" w:after="60"/>
         <w:jc w:val="left"/>
       </w:pPr>
       <w:r>
@@ -811,6 +896,7 @@
     </w:p>
     <w:p>
       <w:pPr>
+        <w:spacing w:line="259" w:lineRule="auto" w:after="60"/>
         <w:jc w:val="left"/>
       </w:pPr>
       <w:r>
@@ -820,6 +906,7 @@
     <w:p>
       <w:pPr>
         <w:pStyle w:val="Heading2"/>
+        <w:spacing w:line="259" w:lineRule="auto" w:after="60"/>
       </w:pPr>
       <w:r>
         <w:rPr>
@@ -830,6 +917,7 @@
     </w:p>
     <w:p>
       <w:pPr>
+        <w:spacing w:line="259" w:lineRule="auto" w:after="60"/>
         <w:jc w:val="left"/>
       </w:pPr>
       <w:r>
@@ -839,6 +927,7 @@
     <w:p>
       <w:pPr>
         <w:pStyle w:val="Heading2"/>
+        <w:spacing w:line="259" w:lineRule="auto" w:after="60"/>
       </w:pPr>
       <w:r>
         <w:rPr>
@@ -849,15 +938,21 @@
     </w:p>
     <w:p>
       <w:pPr>
+        <w:spacing w:line="259" w:lineRule="auto" w:after="60"/>
         <w:jc w:val="left"/>
       </w:pPr>
       <w:r>
         <w:t>Die Kanzlei vertritt ausschließlich die Metallbau Hansa GmbH als Gesellschaft, nicht die Geschäftsführer persönlich. Sollte ein Interessenkonflikt entstehen (etwa bei Organhaftungsfragen), wird die Kanzlei die Mandantin unverzüglich informieren. Die Geschäftsführer wurden darauf hingewiesen, dass sie für ihre persönliche strafrechtliche und zivilrechtliche Absicherung ggf. eigene anwaltliche Vertretung benötigen.</w:t>
       </w:r>
     </w:p>
-    <w:p/>
     <w:p>
       <w:pPr>
+        <w:spacing w:line="259" w:lineRule="auto" w:after="60"/>
+      </w:pPr>
+    </w:p>
+    <w:p>
+      <w:pPr>
+        <w:spacing w:line="259" w:lineRule="auto" w:after="60"/>
         <w:jc w:val="left"/>
       </w:pPr>
       <w:r>
@@ -872,6 +967,7 @@
     </w:p>
     <w:p>
       <w:pPr>
+        <w:spacing w:line="259" w:lineRule="auto" w:after="60"/>
         <w:jc w:val="left"/>
       </w:pPr>
       <w:r>
@@ -886,6 +982,7 @@
     </w:p>
     <w:p>
       <w:pPr>
+        <w:spacing w:line="259" w:lineRule="auto" w:after="60"/>
         <w:jc w:val="left"/>
       </w:pPr>
       <w:r>
@@ -896,13 +993,58 @@
       </w:r>
     </w:p>
     <w:sectPr>
+      <w:headerReference w:type="default" r:id="rId9"/>
+      <w:footerReference w:type="default" r:id="rId10"/>
       <w:pgSz w:w="11906" w:h="16838"/>
-      <w:pgMar w:top="1417" w:right="1417" w:bottom="1417" w:left="1417" w:header="720" w:footer="720" w:gutter="0"/>
+      <w:pgMar w:top="1191" w:right="1247" w:bottom="1134" w:left="1361" w:header="720" w:footer="720" w:gutter="0"/>
       <w:cols w:space="720"/>
       <w:docGrid w:linePitch="360"/>
     </w:sectPr>
   </w:body>
 </w:document>
+</file>
+
+<file path=word/footer1.xml><?xml version="1.0" encoding="utf-8"?>
+<w:ftr xmlns:m="http://schemas.openxmlformats.org/officeDocument/2006/math" xmlns:mc="http://schemas.openxmlformats.org/markup-compatibility/2006" xmlns:mo="http://schemas.microsoft.com/office/mac/office/2008/main" xmlns:mv="urn:schemas-microsoft-com:mac:vml" xmlns:o="urn:schemas-microsoft-com:office:office" xmlns:r="http://schemas.openxmlformats.org/officeDocument/2006/relationships" xmlns:v="urn:schemas-microsoft-com:vml" xmlns:w10="urn:schemas-microsoft-com:office:word" xmlns:w14="http://schemas.microsoft.com/office/word/2010/wordml" xmlns:w="http://schemas.openxmlformats.org/wordprocessingml/2006/main" xmlns:wne="http://schemas.microsoft.com/office/word/2006/wordml" xmlns:wp14="http://schemas.microsoft.com/office/word/2010/wordprocessingDrawing" xmlns:wp="http://schemas.openxmlformats.org/drawingml/2006/wordprocessingDrawing" xmlns:wpc="http://schemas.microsoft.com/office/word/2010/wordprocessingCanvas" xmlns:wpg="http://schemas.microsoft.com/office/word/2010/wordprocessingGroup" xmlns:wpi="http://schemas.microsoft.com/office/word/2010/wordprocessingInk" xmlns:wps="http://schemas.microsoft.com/office/word/2010/wordprocessingShape" mc:Ignorable="w14 wp14">
+  <w:p>
+    <w:pPr>
+      <w:pStyle w:val="Footer"/>
+      <w:jc w:val="left"/>
+    </w:pPr>
+    <w:r/>
+    <w:r>
+      <w:rPr>
+        <w:rFonts w:ascii="Times New Roman" w:hAnsi="Times New Roman"/>
+        <w:b w:val="0"/>
+        <w:color w:val="777777"/>
+        <w:sz w:val="17"/>
+      </w:rPr>
+      <w:t>Vertraulich | Bearbeitungsstand Juli 2026 | nur zur Aktenbearbeitung</w:t>
+    </w:r>
+  </w:p>
+</w:ftr>
+</file>
+
+<file path=word/header1.xml><?xml version="1.0" encoding="utf-8"?>
+<w:hdr xmlns:m="http://schemas.openxmlformats.org/officeDocument/2006/math" xmlns:mc="http://schemas.openxmlformats.org/markup-compatibility/2006" xmlns:mo="http://schemas.microsoft.com/office/mac/office/2008/main" xmlns:mv="urn:schemas-microsoft-com:mac:vml" xmlns:o="urn:schemas-microsoft-com:office:office" xmlns:r="http://schemas.openxmlformats.org/officeDocument/2006/relationships" xmlns:v="urn:schemas-microsoft-com:vml" xmlns:w10="urn:schemas-microsoft-com:office:word" xmlns:w14="http://schemas.microsoft.com/office/word/2010/wordml" xmlns:w="http://schemas.openxmlformats.org/wordprocessingml/2006/main" xmlns:wne="http://schemas.microsoft.com/office/word/2006/wordml" xmlns:wp14="http://schemas.microsoft.com/office/word/2010/wordprocessingDrawing" xmlns:wp="http://schemas.openxmlformats.org/drawingml/2006/wordprocessingDrawing" xmlns:wpc="http://schemas.microsoft.com/office/word/2010/wordprocessingCanvas" xmlns:wpg="http://schemas.microsoft.com/office/word/2010/wordprocessingGroup" xmlns:wpi="http://schemas.microsoft.com/office/word/2010/wordprocessingInk" xmlns:wps="http://schemas.microsoft.com/office/word/2010/wordprocessingShape" mc:Ignorable="w14 wp14">
+  <w:p>
+    <w:pPr>
+      <w:pStyle w:val="Header"/>
+      <w:jc w:val="left"/>
+    </w:pPr>
+    <w:r/>
+    <w:r>
+      <w:rPr>
+        <w:rFonts w:ascii="Times New Roman" w:hAnsi="Times New Roman"/>
+        <w:b w:val="0"/>
+        <w:i w:val="0"/>
+        <w:color w:val="666666"/>
+        <w:sz w:val="17"/>
+      </w:rPr>
+      <w:t>Lindenhof und Partner mbB | Insolvenz- und Restrukturierungsakte | Bearbeitungsstand Juli 2026</w:t>
+    </w:r>
+  </w:p>
+</w:hdr>
 </file>
 
 <file path=word/numbering.xml><?xml version="1.0" encoding="utf-8"?>
@@ -1619,11 +1761,12 @@
       <w:contextualSpacing/>
     </w:pPr>
     <w:rPr>
-      <w:rFonts w:asciiTheme="majorHAnsi" w:eastAsiaTheme="majorEastAsia" w:hAnsiTheme="majorHAnsi" w:cstheme="majorBidi"/>
+      <w:rFonts w:asciiTheme="majorHAnsi" w:eastAsiaTheme="majorEastAsia" w:hAnsiTheme="majorHAnsi" w:cstheme="majorBidi" w:ascii="Times New Roman" w:hAnsi="Times New Roman"/>
+      <w:b/>
       <w:color w:val="17365D" w:themeColor="text2" w:themeShade="BF"/>
       <w:spacing w:val="5"/>
       <w:kern w:val="28"/>
-      <w:sz w:val="52"/>
+      <w:sz w:val="30"/>
       <w:szCs w:val="52"/>
     </w:rPr>
   </w:style>

--- a/testakten/insolvenzplan-starug-planwerkstatt-metallbau-hansa/01_mandatsnotiz_erstgespraech.docx
+++ b/testakten/insolvenzplan-starug-planwerkstatt-metallbau-hansa/01_mandatsnotiz_erstgespraech.docx
@@ -397,7 +397,7 @@
         <w:jc w:val="left"/>
       </w:pPr>
       <w:r>
-        <w:t>Es ist dringend zu klären, ob zum Gesprächszeitpunkt bereits Zahlungsunfähigkeit im Sinne von § 17 InsO eingetreten ist. Eine Zahlungsunfähigkeit ist anzunehmen, wenn die Gesellschaft nicht in der Lage ist, die fälligen Zahlungspflichten zu erfüllen, und diese Unfähigkeit nicht nur vorübergehend ist. Die "Drei-Wochen-Regel" des IDW gilt als Orientierungsgröße, ist aber nicht der einzige Maßstab.</w:t>
+        <w:t>Es ist dringend zu klären, ob zum Gesprächszeitpunkt bereits Zahlungsunfähigkeit im Sinne von Paragraf 17 InsO eingetreten ist. Eine Zahlungsunfähigkeit ist anzunehmen, wenn die Gesellschaft nicht in der Lage ist, die fälligen Zahlungspflichten zu erfüllen, und diese Unfähigkeit nicht nur vorübergehend ist. Die "Drei-Wochen-Regel" des IDW gilt als Orientierungsgröße, ist aber nicht der einzige Maßstab.</w:t>
       </w:r>
     </w:p>
     <w:p>
@@ -406,7 +406,7 @@
         <w:jc w:val="left"/>
       </w:pPr>
       <w:r>
-        <w:t>Die Kanzlei hat die Mandantin ausdrücklich darauf hingewiesen, dass die Geschäftsführer gemäß § 15a InsO zur unverzüglichen Antragstellung verpflichtet sind, sobald Zahlungsunfähigkeit oder Überschuldung vorliegen. Bei Insolvenzverschleppung droht persönliche Haftung nach § 15b InsO sowie strafrechtliche Konsequenzen.</w:t>
+        <w:t>Die Kanzlei hat die Mandantin ausdrücklich darauf hingewiesen, dass die Geschäftsführer gemäß Paragraf 15a InsO zur unverzüglichen Antragstellung verpflichtet sind, sobald Zahlungsunfähigkeit oder Überschuldung vorliegen. Bei Insolvenzverschleppung droht persönliche Haftung nach Paragraf 15b InsO sowie strafrechtliche Konsequenzen.</w:t>
       </w:r>
     </w:p>
     <w:p>
@@ -427,7 +427,7 @@
         <w:rPr>
           <w:rFonts w:ascii="Times New Roman" w:hAnsi="Times New Roman"/>
         </w:rPr>
-        <w:t>3.2 Überschuldungsstatus (§ 19 InsO)</w:t>
+        <w:t>3.2 Überschuldungsstatus (Paragraf 19 InsO)</w:t>
       </w:r>
     </w:p>
     <w:p>
@@ -457,7 +457,7 @@
         <w:jc w:val="left"/>
       </w:pPr>
       <w:r>
-        <w:t>Zahlungen an Gesellschafter in den letzten 12 Monaten: Laut Geschäftsführerin Reimers wurden keine Gewinnausschüttungen vorgenommen. Das Gesellschafterdarlehen wurde nicht zurückgeführt. Zu prüfen ist, ob Zinszahlungen auf das Gesellschafterdarlehen in anfechtungsrelevanter Zeit erfolgt sind (§ 135 Abs. 1 Nr. 2 InsO: letzte 12 Monate).</w:t>
+        <w:t>Zahlungen an Gesellschafter in den letzten 12 Monaten: Laut Geschäftsführerin Reimers wurden keine Gewinnausschüttungen vorgenommen. Das Gesellschafterdarlehen wurde nicht zurückgeführt. Zu prüfen ist, ob Zinszahlungen auf das Gesellschafterdarlehen in anfechtungsrelevanter Zeit erfolgt sind (Paragraf 135 Abs. 1 Nr. 2 InsO: letzte 12 Monate).</w:t>
       </w:r>
     </w:p>
     <w:p>
@@ -466,7 +466,7 @@
         <w:jc w:val="left"/>
       </w:pPr>
       <w:r>
-        <w:t>Etwaige Zahlungen an Sicherungsgläubiger nach Insolvenzreife wären nach § 15b InsO zu bewerten.</w:t>
+        <w:t>Etwaige Zahlungen an Sicherungsgläubiger nach Insolvenzreife wären nach Paragraf 15b InsO zu bewerten.</w:t>
       </w:r>
     </w:p>
     <w:p>
@@ -861,7 +861,7 @@
         <w:t>Option B – StaRUG-Restrukturierungsplan:</w:t>
       </w:r>
       <w:r>
-        <w:t xml:space="preserve"> Einbeziehung nur der Finanzgläubiger (NordBank AG, LeasingWerk GmbH, Gesellschafterdarlehen) in den Plan. Stundung und Teilverzicht gegen Investor-Tranche. Arbeitnehmer und Lieferanten bleiben außen vor. Voraussetzung: keine Zahlungsunfähigkeit zum Anzeigezeitpunkt (§ 51 StaRUG).</w:t>
+        <w:t xml:space="preserve"> Einbeziehung nur der Finanzgläubiger (NordBank AG, LeasingWerk GmbH, Gesellschafterdarlehen) in den Plan. Stundung und Teilverzicht gegen Investor-Tranche. Arbeitnehmer und Lieferanten bleiben außen vor. Voraussetzung: keine Zahlungsunfähigkeit zum Anzeigezeitpunkt (Paragraf 51 StaRUG).</w:t>
       </w:r>
     </w:p>
     <w:p>
@@ -870,13 +870,7 @@
         <w:jc w:val="left"/>
       </w:pPr>
       <w:r>
-        <w:rPr>
-          <w:b/>
-        </w:rPr>
-        <w:t>Option C – Insolvenzplan in Eigenverwaltung (§§ 270a, 217 ff. InsO):</w:t>
-      </w:r>
-      <w:r>
-        <w:t xml:space="preserve"> Antrag auf Insolvenzeröffnung in Eigenverwaltung, parallel Vorlage eines Insolvenzplan-Entwurfs. Vorteile: gerichtlicher Schutzschirm, Insolvenzgeld sichert Lohnfortzahlung für drei Monate, Anfechtungsrisiken werden transparent. Nachteile: Reputationseffekt, Lieferantenreaktion.</w:t>
+        <w:t>Option C – Insolvenzplan in Eigenverwaltung nach Paragrafen 217 ff. und 270 ff. InsO: Eröffnungsantrag mit Antrag und Eigenverwaltungsplanung nach Paragraf 270a InsO, gegebenenfalls Antrag auf vorläufige Eigenverwaltung nach Paragraf 270b InsO und parallele Vorbereitung eines Insolvenzplans. Ein Schutzschirm setzt zusätzlich Paragraf 270d InsO voraus. Insolvenzgeld deckt nicht pauschal künftige Löhne, sondern bei einem Insolvenzereignis offene Arbeitsentgeltansprüche für den gesetzlichen Zeitraum nach Paragraf 165 SGB III; eine Vorfinanzierung ist gesondert abzustimmen. Nachteile: Reputationseffekt und mögliche Lieferantenreaktionen.</w:t>
       </w:r>
     </w:p>
     <w:p>
